--- a/ACBT/Lab1/Lab1.docx
+++ b/ACBT/Lab1/Lab1.docx
@@ -740,10 +740,10 @@
     </w:p>
     <w:p>
       <w:pPr>
-        <w:pStyle w:val="1"/>
+        <w:pStyle w:val="a0"/>
         <w:numPr>
           <w:ilvl w:val="0"/>
-          <w:numId w:val="5"/>
+          <w:numId w:val="17"/>
         </w:numPr>
       </w:pPr>
       <w:r>
@@ -758,10 +758,10 @@
     </w:p>
     <w:p>
       <w:pPr>
-        <w:pStyle w:val="1"/>
+        <w:pStyle w:val="a0"/>
         <w:numPr>
           <w:ilvl w:val="0"/>
-          <w:numId w:val="5"/>
+          <w:numId w:val="17"/>
         </w:numPr>
       </w:pPr>
       <w:r>
@@ -770,10 +770,10 @@
     </w:p>
     <w:p>
       <w:pPr>
-        <w:pStyle w:val="1"/>
+        <w:pStyle w:val="a0"/>
         <w:numPr>
           <w:ilvl w:val="0"/>
-          <w:numId w:val="5"/>
+          <w:numId w:val="17"/>
         </w:numPr>
       </w:pPr>
       <w:r>
@@ -782,10 +782,10 @@
     </w:p>
     <w:p>
       <w:pPr>
-        <w:pStyle w:val="1"/>
+        <w:pStyle w:val="a0"/>
         <w:numPr>
           <w:ilvl w:val="0"/>
-          <w:numId w:val="5"/>
+          <w:numId w:val="17"/>
         </w:numPr>
       </w:pPr>
       <w:r>
@@ -797,10 +797,10 @@
     </w:p>
     <w:p>
       <w:pPr>
-        <w:pStyle w:val="1"/>
+        <w:pStyle w:val="a0"/>
         <w:numPr>
           <w:ilvl w:val="0"/>
-          <w:numId w:val="5"/>
+          <w:numId w:val="17"/>
         </w:numPr>
       </w:pPr>
       <w:r>
@@ -914,9 +914,6 @@
         <w:t xml:space="preserve">  </w:t>
       </w:r>
       <w:r>
-        <w:rPr>
-          <w:lang w:val="ru-RU"/>
-        </w:rPr>
         <w:t xml:space="preserve"> </w:t>
       </w:r>
       <w:r>
@@ -934,227 +931,195 @@
         <w:pStyle w:val="af1"/>
       </w:pPr>
       <w:r>
+        <w:t xml:space="preserve">   LDI R29, 153</w:t>
+      </w:r>
+      <w:r>
+        <w:rPr>
+          <w:color w:val="4EA72E" w:themeColor="accent6"/>
+        </w:rPr>
+        <w:t>; x</w:t>
+      </w:r>
+    </w:p>
+    <w:p>
+      <w:pPr>
+        <w:pStyle w:val="af1"/>
+      </w:pPr>
+      <w:proofErr w:type="spellStart"/>
+      <w:r>
+        <w:t>delay_sub</w:t>
+      </w:r>
+      <w:proofErr w:type="spellEnd"/>
+      <w:r>
+        <w:t>:</w:t>
+      </w:r>
+    </w:p>
+    <w:p>
+      <w:pPr>
+        <w:pStyle w:val="af1"/>
+      </w:pPr>
+      <w:r>
+        <w:t xml:space="preserve">   NOP</w:t>
+      </w:r>
+    </w:p>
+    <w:p>
+      <w:pPr>
+        <w:pStyle w:val="af1"/>
+      </w:pPr>
+      <w:r>
+        <w:t xml:space="preserve">   DEC R29</w:t>
+      </w:r>
+    </w:p>
+    <w:p>
+      <w:pPr>
+        <w:pStyle w:val="af1"/>
+      </w:pPr>
+      <w:r>
+        <w:t xml:space="preserve">   NOP</w:t>
+      </w:r>
+    </w:p>
+    <w:p>
+      <w:pPr>
+        <w:pStyle w:val="af1"/>
+      </w:pPr>
+      <w:r>
+        <w:t xml:space="preserve">   BRNE </w:t>
+      </w:r>
+      <w:proofErr w:type="spellStart"/>
+      <w:r>
+        <w:t>delay_sub</w:t>
+      </w:r>
+      <w:proofErr w:type="spellEnd"/>
+    </w:p>
+    <w:p>
+      <w:pPr>
+        <w:pStyle w:val="af1"/>
+      </w:pPr>
+      <w:r>
+        <w:t xml:space="preserve">   INC R30</w:t>
+      </w:r>
+    </w:p>
+    <w:p>
+      <w:pPr>
+        <w:pStyle w:val="af1"/>
+      </w:pPr>
+      <w:r>
+        <w:t xml:space="preserve">  </w:t>
+      </w:r>
+      <w:r>
+        <w:t xml:space="preserve"> </w:t>
+      </w:r>
+      <w:r>
+        <w:t xml:space="preserve">BRNE </w:t>
+      </w:r>
+      <w:proofErr w:type="spellStart"/>
+      <w:r>
+        <w:t>delay_sub</w:t>
+      </w:r>
+      <w:proofErr w:type="spellEnd"/>
+    </w:p>
+    <w:p>
+      <w:pPr>
+        <w:pStyle w:val="af1"/>
+      </w:pPr>
+      <w:r>
         <w:t xml:space="preserve">   </w:t>
       </w:r>
       <w:r>
-        <w:t>LDI R29, 153</w:t>
-      </w:r>
-      <w:r>
-        <w:rPr>
-          <w:color w:val="4EA72E" w:themeColor="accent6"/>
-        </w:rPr>
-        <w:t>; x</w:t>
-      </w:r>
-    </w:p>
-    <w:p>
-      <w:pPr>
-        <w:pStyle w:val="af1"/>
-      </w:pPr>
+        <w:t>RET</w:t>
+      </w:r>
+    </w:p>
+    <w:p>
+      <w:pPr>
+        <w:rPr>
+          <w:lang w:val="en-US"/>
+        </w:rPr>
+      </w:pPr>
+    </w:p>
+    <w:p>
+      <w:pPr>
+        <w:ind w:firstLine="0"/>
+        <w:rPr>
+          <w:lang w:val="en-US"/>
+        </w:rPr>
+      </w:pPr>
+      <w:r>
+        <w:rPr>
+          <w:lang w:val="en-US"/>
+        </w:rPr>
+        <w:t>N</w:t>
+      </w:r>
       <w:proofErr w:type="spellStart"/>
       <w:r>
-        <w:t>delay_sub</w:t>
+        <w:rPr>
+          <w:vertAlign w:val="subscript"/>
+        </w:rPr>
+        <w:t>вн</w:t>
       </w:r>
       <w:proofErr w:type="spellEnd"/>
       <w:r>
-        <w:t>:</w:t>
-      </w:r>
-    </w:p>
-    <w:p>
-      <w:pPr>
-        <w:pStyle w:val="af1"/>
-      </w:pPr>
-      <w:r>
-        <w:t xml:space="preserve">   </w:t>
-      </w:r>
-      <w:r>
-        <w:t>NOP</w:t>
-      </w:r>
-    </w:p>
-    <w:p>
-      <w:pPr>
-        <w:pStyle w:val="af1"/>
-      </w:pPr>
-      <w:r>
-        <w:t xml:space="preserve">   </w:t>
-      </w:r>
-      <w:r>
-        <w:t>DEC R29</w:t>
-      </w:r>
-    </w:p>
-    <w:p>
-      <w:pPr>
-        <w:pStyle w:val="af1"/>
-      </w:pPr>
-      <w:r>
-        <w:t xml:space="preserve">   </w:t>
-      </w:r>
-      <w:r>
-        <w:t>NOP</w:t>
-      </w:r>
-    </w:p>
-    <w:p>
-      <w:pPr>
-        <w:pStyle w:val="af1"/>
-      </w:pPr>
-      <w:r>
-        <w:t xml:space="preserve">   </w:t>
-      </w:r>
-      <w:r>
-        <w:t xml:space="preserve">BRNE </w:t>
-      </w:r>
-      <w:proofErr w:type="spellStart"/>
-      <w:r>
-        <w:t>delay_sub</w:t>
-      </w:r>
-      <w:proofErr w:type="spellEnd"/>
-    </w:p>
-    <w:p>
-      <w:pPr>
-        <w:pStyle w:val="af1"/>
-      </w:pPr>
-      <w:r>
-        <w:t xml:space="preserve">   </w:t>
-      </w:r>
-      <w:r>
-        <w:t>INC R30</w:t>
-      </w:r>
-    </w:p>
-    <w:p>
-      <w:pPr>
-        <w:pStyle w:val="af1"/>
-      </w:pPr>
-      <w:r>
-        <w:t xml:space="preserve">  </w:t>
-      </w:r>
-      <w:r>
-        <w:rPr>
-          <w:lang w:val="ru-RU"/>
-        </w:rPr>
-        <w:t xml:space="preserve"> </w:t>
-      </w:r>
-      <w:r>
-        <w:t xml:space="preserve">BRNE </w:t>
-      </w:r>
-      <w:proofErr w:type="spellStart"/>
-      <w:r>
-        <w:t>delay_sub</w:t>
-      </w:r>
-      <w:proofErr w:type="spellEnd"/>
-    </w:p>
-    <w:p>
-      <w:pPr>
-        <w:pStyle w:val="af1"/>
-      </w:pPr>
-      <w:r>
-        <w:rPr>
-          <w:lang w:val="ru-RU"/>
-        </w:rPr>
-        <w:t xml:space="preserve">   </w:t>
-      </w:r>
-      <w:r>
-        <w:t>RET</w:t>
-      </w:r>
-    </w:p>
-    <w:p>
-      <w:pPr>
-        <w:rPr>
-          <w:lang w:val="en-US"/>
-        </w:rPr>
-      </w:pPr>
-    </w:p>
-    <w:p>
-      <w:pPr>
-        <w:ind w:firstLine="0"/>
-        <w:rPr>
-          <w:lang w:val="en-US"/>
-        </w:rPr>
-      </w:pPr>
-      <w:r>
-        <w:rPr>
-          <w:lang w:val="en-US"/>
-        </w:rPr>
-        <w:t>N</w:t>
-      </w:r>
-      <w:proofErr w:type="spellStart"/>
-      <w:r>
         <w:rPr>
           <w:vertAlign w:val="subscript"/>
-        </w:rPr>
-        <w:t>вн</w:t>
-      </w:r>
-      <w:proofErr w:type="spellEnd"/>
+          <w:lang w:val="en-US"/>
+        </w:rPr>
+        <w:t>.1</w:t>
+      </w:r>
+      <w:r>
+        <w:rPr>
+          <w:lang w:val="en-US"/>
+        </w:rPr>
+        <w:t>​ = (1</w:t>
+      </w:r>
       <w:r>
         <w:rPr>
           <w:vertAlign w:val="subscript"/>
           <w:lang w:val="en-US"/>
         </w:rPr>
-        <w:t>.1</w:t>
-      </w:r>
-      <w:r>
-        <w:rPr>
-          <w:lang w:val="en-US"/>
-        </w:rPr>
-        <w:t>​ = (1</w:t>
+        <w:t xml:space="preserve">NOP </w:t>
+      </w:r>
+      <w:r>
+        <w:rPr>
+          <w:lang w:val="en-US"/>
+        </w:rPr>
+        <w:t>​+ 1</w:t>
       </w:r>
       <w:r>
         <w:rPr>
           <w:vertAlign w:val="subscript"/>
           <w:lang w:val="en-US"/>
         </w:rPr>
+        <w:t xml:space="preserve">DEC </w:t>
+      </w:r>
+      <w:r>
+        <w:rPr>
+          <w:lang w:val="en-US"/>
+        </w:rPr>
+        <w:t>​+ 1</w:t>
+      </w:r>
+      <w:r>
+        <w:rPr>
+          <w:vertAlign w:val="subscript"/>
+          <w:lang w:val="en-US"/>
+        </w:rPr>
         <w:t xml:space="preserve">NOP </w:t>
       </w:r>
       <w:r>
         <w:rPr>
           <w:lang w:val="en-US"/>
         </w:rPr>
-        <w:t>​+ 1</w:t>
+        <w:t>​+ 2</w:t>
       </w:r>
       <w:r>
         <w:rPr>
           <w:vertAlign w:val="subscript"/>
           <w:lang w:val="en-US"/>
         </w:rPr>
-        <w:t xml:space="preserve">DEC </w:t>
-      </w:r>
-      <w:r>
-        <w:rPr>
-          <w:lang w:val="en-US"/>
-        </w:rPr>
-        <w:t>​+ 1</w:t>
-      </w:r>
-      <w:r>
-        <w:rPr>
-          <w:vertAlign w:val="subscript"/>
-          <w:lang w:val="en-US"/>
-        </w:rPr>
-        <w:t xml:space="preserve">NOP </w:t>
-      </w:r>
-      <w:r>
-        <w:rPr>
-          <w:lang w:val="en-US"/>
-        </w:rPr>
-        <w:t>​+ 2</w:t>
-      </w:r>
-      <w:proofErr w:type="gramStart"/>
-      <w:r>
-        <w:rPr>
-          <w:vertAlign w:val="subscript"/>
-          <w:lang w:val="en-US"/>
-        </w:rPr>
         <w:t>BRNE</w:t>
       </w:r>
       <w:r>
         <w:rPr>
           <w:lang w:val="en-US"/>
         </w:rPr>
-        <w:t>​)(</w:t>
-      </w:r>
-      <w:proofErr w:type="gramEnd"/>
-      <w:r>
-        <w:rPr>
-          <w:lang w:val="en-US"/>
-        </w:rPr>
-        <w:t xml:space="preserve">x − 1) + (1 </w:t>
+        <w:t xml:space="preserve">​)(x − 1) + (1 </w:t>
       </w:r>
       <w:r>
         <w:rPr>
@@ -1277,276 +1242,261 @@
         <w:rPr>
           <w:lang w:val="en-US"/>
         </w:rPr>
+        <w:t xml:space="preserve"> = 5 </w:t>
+      </w:r>
+      <w:r>
+        <w:rPr>
+          <w:rFonts w:ascii="Cambria Math" w:hAnsi="Cambria Math" w:cs="Cambria Math"/>
+          <w:lang w:val="en-US"/>
+        </w:rPr>
+        <w:t xml:space="preserve"> * </w:t>
+      </w:r>
+      <w:r>
+        <w:rPr>
+          <w:lang w:val="en-US"/>
+        </w:rPr>
+        <w:t>153 - 1 = 764</w:t>
+      </w:r>
+    </w:p>
+    <w:p>
+      <w:pPr>
+        <w:ind w:firstLine="0"/>
+        <w:rPr>
+          <w:lang w:val="en-US"/>
+        </w:rPr>
+      </w:pPr>
+    </w:p>
+    <w:p>
+      <w:pPr>
+        <w:ind w:firstLine="0"/>
+        <w:rPr>
+          <w:lang w:val="en-US"/>
+        </w:rPr>
+      </w:pPr>
+      <w:r>
+        <w:rPr>
+          <w:lang w:val="en-US"/>
+        </w:rPr>
+        <w:t>N</w:t>
+      </w:r>
+      <w:proofErr w:type="spellStart"/>
+      <w:r>
+        <w:rPr>
+          <w:vertAlign w:val="subscript"/>
+        </w:rPr>
+        <w:t>вн</w:t>
+      </w:r>
+      <w:proofErr w:type="spellEnd"/>
+      <w:r>
+        <w:rPr>
+          <w:vertAlign w:val="subscript"/>
+          <w:lang w:val="en-US"/>
+        </w:rPr>
+        <w:t>.</w:t>
+      </w:r>
+      <w:proofErr w:type="spellStart"/>
+      <w:r>
+        <w:rPr>
+          <w:vertAlign w:val="subscript"/>
+        </w:rPr>
+        <w:t>полн</w:t>
+      </w:r>
+      <w:proofErr w:type="spellEnd"/>
+      <w:r>
+        <w:rPr>
+          <w:lang w:val="en-US"/>
+        </w:rPr>
+        <w:t xml:space="preserve"> ​= 5(28 - 1) + 4 = 5</w:t>
+      </w:r>
+      <w:r>
+        <w:rPr>
+          <w:rFonts w:ascii="Cambria Math" w:hAnsi="Cambria Math" w:cs="Cambria Math"/>
+          <w:lang w:val="en-US"/>
+        </w:rPr>
+        <w:t xml:space="preserve"> * </w:t>
+      </w:r>
+      <w:r>
+        <w:rPr>
+          <w:lang w:val="en-US"/>
+        </w:rPr>
+        <w:t>255 + 4 = 1279</w:t>
+      </w:r>
+    </w:p>
+    <w:p>
+      <w:pPr>
+        <w:ind w:firstLine="0"/>
+        <w:rPr>
+          <w:lang w:val="en-US"/>
+        </w:rPr>
+      </w:pPr>
+      <w:r>
+        <w:rPr>
+          <w:lang w:val="en-US"/>
+        </w:rPr>
+        <w:t>N</w:t>
+      </w:r>
+      <w:r>
+        <w:rPr>
+          <w:vertAlign w:val="subscript"/>
+        </w:rPr>
+        <w:t>общ</w:t>
+      </w:r>
+      <w:r>
+        <w:rPr>
+          <w:lang w:val="en-US"/>
+        </w:rPr>
+        <w:t xml:space="preserve"> ​= 2</w:t>
+      </w:r>
+      <w:r>
+        <w:rPr>
+          <w:vertAlign w:val="subscript"/>
+          <w:lang w:val="en-US"/>
+        </w:rPr>
+        <w:t>LDI</w:t>
+      </w:r>
+      <w:r>
+        <w:rPr>
+          <w:lang w:val="en-US"/>
+        </w:rPr>
+        <w:t xml:space="preserve"> + </w:t>
+      </w:r>
+      <w:r>
+        <w:rPr>
+          <w:lang w:val="en-US"/>
+        </w:rPr>
+        <w:t>N</w:t>
+      </w:r>
+      <w:proofErr w:type="spellStart"/>
+      <w:r>
+        <w:rPr>
+          <w:vertAlign w:val="subscript"/>
+        </w:rPr>
+        <w:t>вн</w:t>
+      </w:r>
+      <w:proofErr w:type="spellEnd"/>
+      <w:r>
+        <w:rPr>
+          <w:vertAlign w:val="subscript"/>
+          <w:lang w:val="en-US"/>
+        </w:rPr>
+        <w:t>.1</w:t>
+      </w:r>
+      <w:r>
+        <w:rPr>
+          <w:lang w:val="en-US"/>
+        </w:rPr>
+        <w:t xml:space="preserve"> + 1</w:t>
+      </w:r>
+      <w:r>
+        <w:rPr>
+          <w:vertAlign w:val="subscript"/>
+          <w:lang w:val="en-US"/>
+        </w:rPr>
+        <w:t>INC</w:t>
+      </w:r>
+      <w:r>
+        <w:rPr>
+          <w:lang w:val="en-US"/>
+        </w:rPr>
+        <w:t xml:space="preserve"> + 1</w:t>
+      </w:r>
+      <w:r>
+        <w:rPr>
+          <w:vertAlign w:val="subscript"/>
+          <w:lang w:val="en-US"/>
+        </w:rPr>
+        <w:t>BRNE</w:t>
+      </w:r>
+      <w:r>
+        <w:rPr>
+          <w:lang w:val="en-US"/>
+        </w:rPr>
+        <w:t xml:space="preserve"> + (256 – 200 – 2) </w:t>
+      </w:r>
+      <w:r>
+        <w:rPr>
+          <w:rFonts w:ascii="Cambria Math" w:hAnsi="Cambria Math" w:cs="Cambria Math"/>
+          <w:lang w:val="en-US"/>
+        </w:rPr>
+        <w:t xml:space="preserve">* </w:t>
+      </w:r>
+      <w:r>
+        <w:rPr>
+          <w:lang w:val="en-US"/>
+        </w:rPr>
+        <w:t xml:space="preserve">1282 + </w:t>
+      </w:r>
+      <w:r>
+        <w:rPr>
+          <w:lang w:val="en-US"/>
+        </w:rPr>
+        <w:t>(</w:t>
+      </w:r>
+      <w:r>
+        <w:rPr>
+          <w:lang w:val="en-US"/>
+        </w:rPr>
+        <w:t>1282 – 1</w:t>
+      </w:r>
+      <w:r>
+        <w:rPr>
+          <w:vertAlign w:val="subscript"/>
+          <w:lang w:val="en-US"/>
+        </w:rPr>
+        <w:t>BRNE</w:t>
+      </w:r>
+      <w:r>
+        <w:rPr>
+          <w:lang w:val="en-US"/>
+        </w:rPr>
+        <w:t>)</w:t>
+      </w:r>
+      <w:r>
+        <w:rPr>
+          <w:lang w:val="en-US"/>
+        </w:rPr>
+        <w:t xml:space="preserve"> + 4</w:t>
+      </w:r>
+      <w:r>
+        <w:rPr>
+          <w:vertAlign w:val="subscript"/>
+          <w:lang w:val="en-US"/>
+        </w:rPr>
+        <w:t>RET</w:t>
+      </w:r>
+      <w:r>
+        <w:rPr>
+          <w:vertAlign w:val="subscript"/>
+          <w:lang w:val="en-US"/>
+        </w:rPr>
+        <w:t xml:space="preserve"> </w:t>
+      </w:r>
+      <w:r>
+        <w:rPr>
+          <w:lang w:val="en-US"/>
+        </w:rPr>
+        <w:t>= 71282</w:t>
+      </w:r>
+    </w:p>
+    <w:p>
+      <w:pPr>
+        <w:ind w:firstLine="0"/>
+      </w:pPr>
+      <w:r>
+        <w:rPr>
+          <w:lang w:val="en-US"/>
+        </w:rPr>
+        <w:t>T</w:t>
+      </w:r>
+      <w:r>
         <w:t xml:space="preserve"> = </w:t>
       </w:r>
-      <w:proofErr w:type="gramStart"/>
-      <w:r>
-        <w:rPr>
-          <w:lang w:val="en-US"/>
-        </w:rPr>
-        <w:t xml:space="preserve">5 </w:t>
-      </w:r>
-      <w:r>
-        <w:rPr>
-          <w:rFonts w:ascii="Cambria Math" w:hAnsi="Cambria Math" w:cs="Cambria Math"/>
-          <w:lang w:val="en-US"/>
-        </w:rPr>
-        <w:t xml:space="preserve"> *</w:t>
-      </w:r>
-      <w:proofErr w:type="gramEnd"/>
-      <w:r>
-        <w:rPr>
-          <w:rFonts w:ascii="Cambria Math" w:hAnsi="Cambria Math" w:cs="Cambria Math"/>
-          <w:lang w:val="en-US"/>
-        </w:rPr>
-        <w:t xml:space="preserve"> </w:t>
-      </w:r>
-      <w:r>
-        <w:rPr>
-          <w:lang w:val="en-US"/>
-        </w:rPr>
-        <w:t>153 - 1 = 764</w:t>
-      </w:r>
-    </w:p>
-    <w:p>
-      <w:pPr>
-        <w:ind w:firstLine="0"/>
-        <w:rPr>
-          <w:lang w:val="en-US"/>
-        </w:rPr>
-      </w:pPr>
-    </w:p>
-    <w:p>
-      <w:pPr>
-        <w:ind w:firstLine="0"/>
-        <w:rPr>
-          <w:lang w:val="en-US"/>
-        </w:rPr>
-      </w:pPr>
       <w:r>
         <w:rPr>
           <w:lang w:val="en-US"/>
         </w:rPr>
         <w:t>N</w:t>
       </w:r>
-      <w:proofErr w:type="spellStart"/>
-      <w:r>
-        <w:rPr>
-          <w:vertAlign w:val="subscript"/>
-        </w:rPr>
-        <w:t>вн</w:t>
-      </w:r>
-      <w:proofErr w:type="spellEnd"/>
-      <w:r>
-        <w:rPr>
-          <w:vertAlign w:val="subscript"/>
-          <w:lang w:val="en-US"/>
-        </w:rPr>
-        <w:t>.</w:t>
-      </w:r>
-      <w:proofErr w:type="spellStart"/>
-      <w:r>
-        <w:rPr>
-          <w:vertAlign w:val="subscript"/>
-        </w:rPr>
-        <w:t>полн</w:t>
-      </w:r>
-      <w:proofErr w:type="spellEnd"/>
-      <w:r>
-        <w:rPr>
-          <w:lang w:val="en-US"/>
-        </w:rPr>
-        <w:t xml:space="preserve"> ​= 5(28 - 1) + 4 = 5</w:t>
-      </w:r>
-      <w:r>
-        <w:rPr>
-          <w:rFonts w:ascii="Cambria Math" w:hAnsi="Cambria Math" w:cs="Cambria Math"/>
-          <w:lang w:val="en-US"/>
-        </w:rPr>
-        <w:t xml:space="preserve"> * </w:t>
-      </w:r>
-      <w:r>
-        <w:rPr>
-          <w:lang w:val="en-US"/>
-        </w:rPr>
-        <w:t>255 + 4 = 1279</w:t>
-      </w:r>
-    </w:p>
-    <w:p>
-      <w:pPr>
-        <w:ind w:firstLine="0"/>
-        <w:rPr>
-          <w:lang w:val="en-US"/>
-        </w:rPr>
-      </w:pPr>
-      <w:r>
-        <w:rPr>
-          <w:lang w:val="en-US"/>
-        </w:rPr>
-        <w:t>N</w:t>
-      </w:r>
-      <w:r>
-        <w:rPr>
-          <w:vertAlign w:val="subscript"/>
-        </w:rPr>
-        <w:t>общ</w:t>
-      </w:r>
-      <w:r>
-        <w:rPr>
-          <w:lang w:val="en-US"/>
-        </w:rPr>
-        <w:t xml:space="preserve"> ​= 2</w:t>
-      </w:r>
-      <w:r>
-        <w:rPr>
-          <w:vertAlign w:val="subscript"/>
-          <w:lang w:val="en-US"/>
-        </w:rPr>
-        <w:t>LDI</w:t>
-      </w:r>
-      <w:r>
-        <w:rPr>
-          <w:lang w:val="en-US"/>
-        </w:rPr>
-        <w:t xml:space="preserve"> + </w:t>
-      </w:r>
-      <w:r>
-        <w:rPr>
-          <w:lang w:val="en-US"/>
-        </w:rPr>
-        <w:t>N</w:t>
-      </w:r>
-      <w:proofErr w:type="spellStart"/>
-      <w:r>
-        <w:rPr>
-          <w:vertAlign w:val="subscript"/>
-        </w:rPr>
-        <w:t>вн</w:t>
-      </w:r>
-      <w:proofErr w:type="spellEnd"/>
-      <w:r>
-        <w:rPr>
-          <w:vertAlign w:val="subscript"/>
-          <w:lang w:val="en-US"/>
-        </w:rPr>
-        <w:t>.1</w:t>
-      </w:r>
-      <w:r>
-        <w:rPr>
-          <w:lang w:val="en-US"/>
-        </w:rPr>
-        <w:t xml:space="preserve"> + 1</w:t>
-      </w:r>
-      <w:r>
-        <w:rPr>
-          <w:vertAlign w:val="subscript"/>
-          <w:lang w:val="en-US"/>
-        </w:rPr>
-        <w:t>INC</w:t>
-      </w:r>
-      <w:r>
-        <w:rPr>
-          <w:lang w:val="en-US"/>
-        </w:rPr>
-        <w:t xml:space="preserve"> + 1</w:t>
-      </w:r>
-      <w:r>
-        <w:rPr>
-          <w:vertAlign w:val="subscript"/>
-          <w:lang w:val="en-US"/>
-        </w:rPr>
-        <w:t>BRNE</w:t>
-      </w:r>
-      <w:r>
-        <w:rPr>
-          <w:lang w:val="en-US"/>
-        </w:rPr>
-        <w:t xml:space="preserve"> + (256 – 200 – 2) </w:t>
-      </w:r>
-      <w:r>
-        <w:rPr>
-          <w:rFonts w:ascii="Cambria Math" w:hAnsi="Cambria Math" w:cs="Cambria Math"/>
-          <w:lang w:val="en-US"/>
-        </w:rPr>
-        <w:t xml:space="preserve">* </w:t>
-      </w:r>
-      <w:r>
-        <w:rPr>
-          <w:lang w:val="en-US"/>
-        </w:rPr>
-        <w:t xml:space="preserve">1282 + </w:t>
-      </w:r>
-      <w:r>
-        <w:rPr>
-          <w:lang w:val="en-US"/>
-        </w:rPr>
-        <w:t>(</w:t>
-      </w:r>
-      <w:r>
-        <w:rPr>
-          <w:lang w:val="en-US"/>
-        </w:rPr>
-        <w:t>1282 – 1</w:t>
-      </w:r>
-      <w:r>
-        <w:rPr>
-          <w:vertAlign w:val="subscript"/>
-          <w:lang w:val="en-US"/>
-        </w:rPr>
-        <w:t>BRNE</w:t>
-      </w:r>
-      <w:r>
-        <w:rPr>
-          <w:lang w:val="en-US"/>
-        </w:rPr>
-        <w:t>)</w:t>
-      </w:r>
-      <w:r>
-        <w:rPr>
-          <w:lang w:val="en-US"/>
-        </w:rPr>
-        <w:t xml:space="preserve"> + 4</w:t>
-      </w:r>
-      <w:r>
-        <w:rPr>
-          <w:vertAlign w:val="subscript"/>
-          <w:lang w:val="en-US"/>
-        </w:rPr>
-        <w:t>RET</w:t>
-      </w:r>
-      <w:r>
-        <w:rPr>
-          <w:vertAlign w:val="subscript"/>
-          <w:lang w:val="en-US"/>
-        </w:rPr>
-        <w:t xml:space="preserve"> </w:t>
-      </w:r>
-      <w:r>
-        <w:rPr>
-          <w:lang w:val="en-US"/>
-        </w:rPr>
-        <w:t>= 71282</w:t>
-      </w:r>
-    </w:p>
-    <w:p>
-      <w:pPr>
-        <w:ind w:firstLine="0"/>
-      </w:pPr>
-      <w:r>
-        <w:rPr>
-          <w:lang w:val="en-US"/>
-        </w:rPr>
-        <w:t>T</w:t>
-      </w:r>
-      <w:r>
-        <w:t xml:space="preserve"> = </w:t>
-      </w:r>
-      <w:r>
-        <w:rPr>
-          <w:lang w:val="en-US"/>
-        </w:rPr>
-        <w:t>N</w:t>
-      </w:r>
       <w:r>
         <w:t>/</w:t>
       </w:r>
@@ -1571,16 +1521,11 @@
         </w:rPr>
         <w:t> </w:t>
       </w:r>
-      <w:proofErr w:type="gramStart"/>
       <w:r>
         <w:t>с</w:t>
       </w:r>
       <w:r>
-        <w:t xml:space="preserve">  ≈</w:t>
-      </w:r>
-      <w:proofErr w:type="gramEnd"/>
-      <w:r>
-        <w:t xml:space="preserve"> 8.91</w:t>
+        <w:t xml:space="preserve">  ≈ 8.91</w:t>
       </w:r>
       <w:r>
         <w:rPr>
@@ -3498,7 +3443,6 @@
       <w:pPr>
         <w:pStyle w:val="2"/>
       </w:pPr>
-      <w:proofErr w:type="gramStart"/>
       <w:r>
         <w:t xml:space="preserve">Анализ </w:t>
       </w:r>
@@ -3506,14 +3450,7 @@
         <w:rPr>
           <w:lang w:val="en-US"/>
         </w:rPr>
-        <w:t>.hex</w:t>
-      </w:r>
-      <w:proofErr w:type="gramEnd"/>
-      <w:r>
-        <w:rPr>
-          <w:lang w:val="en-US"/>
-        </w:rPr>
-        <w:t xml:space="preserve"> </w:t>
+        <w:t xml:space="preserve">.hex </w:t>
       </w:r>
       <w:r>
         <w:t>файла</w:t>
@@ -12190,6 +12127,119 @@
     </w:lvl>
   </w:abstractNum>
   <w:abstractNum w:abstractNumId="15" w15:restartNumberingAfterBreak="0">
+    <w:nsid w:val="76804BB1"/>
+    <w:multiLevelType w:val="hybridMultilevel"/>
+    <w:tmpl w:val="25AEFD12"/>
+    <w:lvl w:ilvl="0" w:tplc="04190001">
+      <w:start w:val="1"/>
+      <w:numFmt w:val="bullet"/>
+      <w:lvlText w:val=""/>
+      <w:lvlJc w:val="left"/>
+      <w:pPr>
+        <w:ind w:left="1429" w:hanging="360"/>
+      </w:pPr>
+      <w:rPr>
+        <w:rFonts w:ascii="Symbol" w:hAnsi="Symbol" w:hint="default"/>
+      </w:rPr>
+    </w:lvl>
+    <w:lvl w:ilvl="1" w:tplc="04190003" w:tentative="1">
+      <w:start w:val="1"/>
+      <w:numFmt w:val="bullet"/>
+      <w:lvlText w:val="o"/>
+      <w:lvlJc w:val="left"/>
+      <w:pPr>
+        <w:ind w:left="2149" w:hanging="360"/>
+      </w:pPr>
+      <w:rPr>
+        <w:rFonts w:ascii="Courier New" w:hAnsi="Courier New" w:cs="Courier New" w:hint="default"/>
+      </w:rPr>
+    </w:lvl>
+    <w:lvl w:ilvl="2" w:tplc="04190005" w:tentative="1">
+      <w:start w:val="1"/>
+      <w:numFmt w:val="bullet"/>
+      <w:lvlText w:val=""/>
+      <w:lvlJc w:val="left"/>
+      <w:pPr>
+        <w:ind w:left="2869" w:hanging="360"/>
+      </w:pPr>
+      <w:rPr>
+        <w:rFonts w:ascii="Wingdings" w:hAnsi="Wingdings" w:hint="default"/>
+      </w:rPr>
+    </w:lvl>
+    <w:lvl w:ilvl="3" w:tplc="04190001" w:tentative="1">
+      <w:start w:val="1"/>
+      <w:numFmt w:val="bullet"/>
+      <w:lvlText w:val=""/>
+      <w:lvlJc w:val="left"/>
+      <w:pPr>
+        <w:ind w:left="3589" w:hanging="360"/>
+      </w:pPr>
+      <w:rPr>
+        <w:rFonts w:ascii="Symbol" w:hAnsi="Symbol" w:hint="default"/>
+      </w:rPr>
+    </w:lvl>
+    <w:lvl w:ilvl="4" w:tplc="04190003" w:tentative="1">
+      <w:start w:val="1"/>
+      <w:numFmt w:val="bullet"/>
+      <w:lvlText w:val="o"/>
+      <w:lvlJc w:val="left"/>
+      <w:pPr>
+        <w:ind w:left="4309" w:hanging="360"/>
+      </w:pPr>
+      <w:rPr>
+        <w:rFonts w:ascii="Courier New" w:hAnsi="Courier New" w:cs="Courier New" w:hint="default"/>
+      </w:rPr>
+    </w:lvl>
+    <w:lvl w:ilvl="5" w:tplc="04190005" w:tentative="1">
+      <w:start w:val="1"/>
+      <w:numFmt w:val="bullet"/>
+      <w:lvlText w:val=""/>
+      <w:lvlJc w:val="left"/>
+      <w:pPr>
+        <w:ind w:left="5029" w:hanging="360"/>
+      </w:pPr>
+      <w:rPr>
+        <w:rFonts w:ascii="Wingdings" w:hAnsi="Wingdings" w:hint="default"/>
+      </w:rPr>
+    </w:lvl>
+    <w:lvl w:ilvl="6" w:tplc="04190001" w:tentative="1">
+      <w:start w:val="1"/>
+      <w:numFmt w:val="bullet"/>
+      <w:lvlText w:val=""/>
+      <w:lvlJc w:val="left"/>
+      <w:pPr>
+        <w:ind w:left="5749" w:hanging="360"/>
+      </w:pPr>
+      <w:rPr>
+        <w:rFonts w:ascii="Symbol" w:hAnsi="Symbol" w:hint="default"/>
+      </w:rPr>
+    </w:lvl>
+    <w:lvl w:ilvl="7" w:tplc="04190003" w:tentative="1">
+      <w:start w:val="1"/>
+      <w:numFmt w:val="bullet"/>
+      <w:lvlText w:val="o"/>
+      <w:lvlJc w:val="left"/>
+      <w:pPr>
+        <w:ind w:left="6469" w:hanging="360"/>
+      </w:pPr>
+      <w:rPr>
+        <w:rFonts w:ascii="Courier New" w:hAnsi="Courier New" w:cs="Courier New" w:hint="default"/>
+      </w:rPr>
+    </w:lvl>
+    <w:lvl w:ilvl="8" w:tplc="04190005" w:tentative="1">
+      <w:start w:val="1"/>
+      <w:numFmt w:val="bullet"/>
+      <w:lvlText w:val=""/>
+      <w:lvlJc w:val="left"/>
+      <w:pPr>
+        <w:ind w:left="7189" w:hanging="360"/>
+      </w:pPr>
+      <w:rPr>
+        <w:rFonts w:ascii="Wingdings" w:hAnsi="Wingdings" w:hint="default"/>
+      </w:rPr>
+    </w:lvl>
+  </w:abstractNum>
+  <w:abstractNum w:abstractNumId="16" w15:restartNumberingAfterBreak="0">
     <w:nsid w:val="78C60CC1"/>
     <w:multiLevelType w:val="multilevel"/>
     <w:tmpl w:val="11204C6E"/>
@@ -12378,13 +12428,16 @@
     <w:abstractNumId w:val="4"/>
   </w:num>
   <w:num w:numId="14" w16cid:durableId="1147435198">
-    <w:abstractNumId w:val="15"/>
+    <w:abstractNumId w:val="16"/>
   </w:num>
   <w:num w:numId="15" w16cid:durableId="127748142">
     <w:abstractNumId w:val="13"/>
   </w:num>
   <w:num w:numId="16" w16cid:durableId="629362865">
     <w:abstractNumId w:val="12"/>
+  </w:num>
+  <w:num w:numId="17" w16cid:durableId="213851290">
+    <w:abstractNumId w:val="15"/>
   </w:num>
 </w:numbering>
 </file>
